--- a/preview/docxs/26-operations-clean.docx
+++ b/preview/docxs/26-operations-clean.docx
@@ -508,7 +508,7 @@
         </w:rPr>
         <w:t xml:space="preserve">Demo: </w:t>
       </w:r>
-      <w:hyperlink w:history="1" r:id="rIdahq1zisays1q5b-1evyyt">
+      <w:hyperlink w:history="1" r:id="rIdpwvjkdlnd2lkyr_1ksixe">
         <w:r>
           <w:rPr>
             <w:color w:val="1a1a1a"/>
@@ -536,7 +536,7 @@
         </w:rPr>
         <w:t xml:space="preserve">Code: </w:t>
       </w:r>
-      <w:hyperlink w:history="1" r:id="rId43-tx8qvyhnrilhe9e7wm">
+      <w:hyperlink w:history="1" r:id="rIdfuripzjnszxkfamyf_izm">
         <w:r>
           <w:rPr>
             <w:color w:val="1a1a1a"/>
@@ -626,7 +626,7 @@
         </w:rPr>
         <w:t xml:space="preserve">Demo: </w:t>
       </w:r>
-      <w:hyperlink w:history="1" r:id="rId-9d6xktkslyshj_qxun5k">
+      <w:hyperlink w:history="1" r:id="rIdhtz6fta1ediiqnvha8ofk">
         <w:r>
           <w:rPr>
             <w:color w:val="1a1a1a"/>
@@ -1060,7 +1060,7 @@
         </w:rPr>
         <w:t xml:space="preserve">Portfolio: </w:t>
       </w:r>
-      <w:hyperlink w:history="1" r:id="rIdvfg93ta6fdbzxvgnqzgxy">
+      <w:hyperlink w:history="1" r:id="rIddszvtkzmys_9qfqfmcjzm">
         <w:r>
           <w:rPr>
             <w:color w:val="1a1a1a"/>
